--- a/informe/Informe_Practica1_Fitts_D7111.docx
+++ b/informe/Informe_Practica1_Fitts_D7111.docx
@@ -3618,8 +3618,6 @@
         <w:pBdr>
           <w:top w:val="dashed" w:color="C00000" w:sz="6" w:space="8"/>
           <w:bottom w:val="dashed" w:color="C00000" w:sz="6" w:space="8"/>
-          <w:left w:val="dashed" w:color="C00000" w:sz="6" w:space="8"/>
-          <w:right w:val="dashed" w:color="C00000" w:sz="6" w:space="8"/>
         </w:pBdr>
         <w:shd w:fill="FDECEA" w:color="auto" w:val="clear"/>
         <w:spacing w:after="200" w:before="120"/>
